--- a/paper/EpiGrade_paper.docx
+++ b/paper/EpiGrade_paper.docx
@@ -77,7 +77,7 @@
           <w:sz w:val="22"/>
           <w:szCs w:val="22"/>
         </w:rPr>
-        <w:t xml:space="preserve">DNA methylation episignatures are used in clinical laboratories to interpret genetic variants of uncertain significance, yet the evidence that they work rests largely on one private reference database that outside laboratories cannot inspect. We built EpiGrade, a benchmark that rebuilds what can be rebuilt from public data alone. From 18 Gene Expression Omnibus accessions we harvested 3,732 samples, retained 1,622, and recorded a reason for each of the 2,110 excluded. The corpus covers 12 disorders; 10 have enough cases for a signature. The published Sotos syndrome classifier was reproduced exactly on all four checks. For the other nine disorders we re-derived signatures under one fixed threshold and audited them. Three findings follow. First, only three disorders have cases in two independent studies, and a signature could be transferred across studies in just 1 of 6 directions, where it detected 5 of 18 held-out cases. Second, a complete 12 by 13 cross-disorder matrix shows that classifiers derived against borrowed controls behave as batch detectors: one scores 85.8% of pooled controls positive. Third, 500 random probes separate Sotos cases from controls at an area under the curve of 1.00, so within-study separation cannot by itself identify a signature. We therefore built an identification engine that accepts a user's probe list, searches all 12 cohorts, and calls a match only when the probes outperform random probe sets of equal size. The calibration method is not new; the contribution is that every number can be regenerated by one command from public accessions.</w:t>
+        <w:t xml:space="preserve">DNA methylation episignatures are used in clinical laboratories to interpret genetic variants of uncertain significance, yet the evidence that they work rests largely on one private reference database that outside laboratories cannot inspect. We built EpiGrade, a benchmark that rebuilds what can be rebuilt from public data alone. From 18 Gene Expression Omnibus accessions we harvested 3,732 samples, retained 1,622, and recorded a reason for each of the 2,110 excluded. The corpus covers 12 disorders; 10 have enough cases for a signature. The published Sotos syndrome classifier was reproduced exactly on all four checks. For the other nine disorders we re-derived signatures under one fixed threshold and audited them. Three findings follow. First, only three disorders have cases in two independent studies, and a signature could be transferred across studies in just 1 of 6 directions, where it detected 5 of 18 held-out cases. Second, classifiers trained against controls from another series score other disorders' cases positive 68.1% of the time, against 11.9% for classifiers with in-series controls: they detect the series, not the disease. Third, 500 random probes separate Sotos cases from controls at an area under the curve of 1.00, so within-study separation cannot by itself identify a signature. We therefore built an identification engine that accepts a user's probe list, searches all 12 cohorts, and calls a match only when the probes outperform random probe sets of equal size. The calibration method is not new; the contribution is that one command regenerates every number from public accessions.</w:t>
       </w:r>
     </w:p>
     <w:p>
@@ -1922,6 +1922,20 @@
     </w:p>
     <w:p>
       <w:pPr>
+        <w:spacing w:after="140" w:line="300"/>
+        <w:jc w:val="both"/>
+      </w:pPr>
+      <w:r>
+        <w:rPr>
+          <w:rFonts w:ascii="Times New Roman" w:cs="Times New Roman" w:eastAsia="Times New Roman" w:hAnsi="Times New Roman"/>
+          <w:sz w:val="22"/>
+          <w:szCs w:val="22"/>
+        </w:rPr>
+        <w:t xml:space="preserve">A cohort ceiling says nothing about the size of a signature: 20 probes and 500 probes matched to the same cohort would share it. For a submitted signature we therefore add a signature-size bound. In each of 200 replicates we resample the signature's probes and the cohort's samples together, rescore the cohort, and take the local likelihood ratio at the typical case score. The band is read from the 2.5th percentile. The ceiling reported for a signature is the lower of the cohort ceiling and this bound.</w:t>
+      </w:r>
+    </w:p>
+    <w:p>
+      <w:pPr>
         <w:pStyle w:val="Heading2"/>
         <w:keepNext/>
         <w:spacing w:after="120" w:before="220"/>
@@ -2075,7 +2089,7 @@
           <w:sz w:val="22"/>
           <w:szCs w:val="22"/>
         </w:rPr>
-        <w:t xml:space="preserve">for a match, reports the signature's own row of the cross-disorder matrix, the cohort's evidence ceiling, overlap with the ten corpus signatures, and an attribution panel including agreement between submitted and observed directions.</w:t>
+        <w:t xml:space="preserve">for a match, reports the signature's own row of the cross-disorder matrix, an evidence ceiling that accounts for cohort size and signature size, overlap with the ten corpus signatures, and an attribution panel including agreement between submitted and observed directions.</w:t>
       </w:r>
     </w:p>
     <w:p>
@@ -2089,7 +2103,7 @@
           <w:sz w:val="22"/>
           <w:szCs w:val="22"/>
         </w:rPr>
-        <w:t xml:space="preserve">Step 4 was not in the original design. Section 5.6 explains why it was added.</w:t>
+        <w:t xml:space="preserve">Step 4 was not in the original design. Section 5.7 explains why it was added.</w:t>
       </w:r>
     </w:p>
     <w:p>
@@ -5851,7 +5865,25 @@
           <w:sz w:val="22"/>
           <w:szCs w:val="22"/>
         </w:rPr>
-        <w:t xml:space="preserve">Of 6 directions across the three graded disorders, 1 could be computed (Table 4, Figure 2).</w:t>
+        <w:t xml:space="preserve">Three disorders were eligible for a cross-study test, which gives 6 directions. </w:t>
+      </w:r>
+      <w:r>
+        <w:rPr>
+          <w:rFonts w:ascii="Times New Roman" w:cs="Times New Roman" w:eastAsia="Times New Roman" w:hAnsi="Times New Roman"/>
+          <w:b/>
+          <w:bCs/>
+          <w:sz w:val="22"/>
+          <w:szCs w:val="22"/>
+        </w:rPr>
+        <w:t xml:space="preserve">Only 1 of the 6 was computed.</w:t>
+      </w:r>
+      <w:r>
+        <w:rPr>
+          <w:rFonts w:ascii="Times New Roman" w:cs="Times New Roman" w:eastAsia="Times New Roman" w:hAnsi="Times New Roman"/>
+          <w:sz w:val="22"/>
+          <w:szCs w:val="22"/>
+        </w:rPr>
+        <w:t xml:space="preserve"> We did not perform three cross-study tests: we performed one, for one disorder, in one direction. Kabuki syndrome type 1 and Nicolaides-Baraitser syndrome have no cross-study result at all, and Silver-Russell syndrome has none in the reverse direction (Table 4, Figure 2).</w:t>
       </w:r>
     </w:p>
     <w:p>
@@ -7021,7 +7053,7 @@
       <w:r>
         <w:drawing>
           <wp:inline distT="0" distB="0" distL="0" distR="0">
-            <wp:extent cx="5715000" cy="4457700"/>
+            <wp:extent cx="5715000" cy="4933950"/>
             <wp:effectExtent t="0" r="0" b="0" l="0"/>
             <wp:docPr id="3" name="cross_disorder_matrix.png" descr="Figure 3. Cross-disorder matrix: fraction of each cohort scoring positive under each classifier. Outlined diagonal cells are sensitivity; all other cells are cross-reactivity." title="Figure 3. Cross-disorder matrix: fraction of each cohort scoring positive under each classifier. Outlined diagonal cells are sensitivity; all other cells are cross-reactivity."/>
             <wp:cNvGraphicFramePr>
@@ -7046,7 +7078,7 @@
                   <pic:spPr bwMode="auto">
                     <a:xfrm>
                       <a:off x="0" y="0"/>
-                      <a:ext cx="5715000" cy="4457700"/>
+                      <a:ext cx="5715000" cy="4933950"/>
                     </a:xfrm>
                     <a:prstGeom prst="rect">
                       <a:avLst/>
@@ -7136,15 +7168,15 @@
           <w:sz w:val="22"/>
           <w:szCs w:val="22"/>
         </w:rPr>
-        <w:t xml:space="preserve">Batch detectors.</w:t>
-      </w:r>
-      <w:r>
-        <w:rPr>
-          <w:rFonts w:ascii="Times New Roman" w:cs="Times New Roman" w:eastAsia="Times New Roman" w:hAnsi="Times New Roman"/>
-          <w:sz w:val="22"/>
-          <w:szCs w:val="22"/>
-        </w:rPr>
-        <w:t xml:space="preserve"> The Coffin-Siris classifier, derived against another series' controls, scores 211 of 246 (85.8%) pooled controls positive and 63 of 63 (100.0%) Silver-Russell cases. Nicolaides-Baraitser, with the same borrowed controls, scores 144 of 246 (58.5%) of pooled controls positive. The Down classifier, derived against siblings, scores 146 of 273 (53.5%).</w:t>
+        <w:t xml:space="preserve">Classifiers with out-of-series controls.</w:t>
+      </w:r>
+      <w:r>
+        <w:rPr>
+          <w:rFonts w:ascii="Times New Roman" w:cs="Times New Roman" w:eastAsia="Times New Roman" w:hAnsi="Times New Roman"/>
+          <w:sz w:val="22"/>
+          <w:szCs w:val="22"/>
+        </w:rPr>
+        <w:t xml:space="preserve"> The Coffin-Siris classifier, derived against another series' controls, scores 211 of 246 (85.8%) pooled controls positive and 63 of 63 (100.0%) Silver-Russell cases. Nicolaides-Baraitser, with the same borrowed controls, scores 144 of 246 (58.5%) of pooled controls positive. Section 5.5 treats this as a finding in its own right. The Down classifier, derived against siblings from its own series, scores 146 of 273 (53.5%).</w:t>
       </w:r>
     </w:p>
     <w:p>
@@ -7200,7 +7232,177 @@
           <w:sz w:val="24"/>
           <w:szCs w:val="24"/>
         </w:rPr>
-        <w:t xml:space="preserve">5.5 Evidence bands and ceilings</w:t>
+        <w:t xml:space="preserve">5.5 The controls-source effect</w:t>
+      </w:r>
+    </w:p>
+    <w:p>
+      <w:pPr>
+        <w:spacing w:after="140" w:line="300"/>
+        <w:jc w:val="both"/>
+      </w:pPr>
+      <w:r>
+        <w:rPr>
+          <w:rFonts w:ascii="Times New Roman" w:cs="Times New Roman" w:eastAsia="Times New Roman" w:hAnsi="Times New Roman"/>
+          <w:i/>
+          <w:iCs/>
+          <w:sz w:val="22"/>
+          <w:szCs w:val="22"/>
+        </w:rPr>
+        <w:t xml:space="preserve">Classifiers trained against out-of-series controls detect series membership, not disease. Coffin-Siris and Nicolaides-Baraitser are both in that category.</w:t>
+      </w:r>
+    </w:p>
+    <w:p>
+      <w:pPr>
+        <w:spacing w:after="140" w:line="300"/>
+        <w:jc w:val="both"/>
+      </w:pPr>
+      <w:r>
+        <w:rPr>
+          <w:rFonts w:ascii="Times New Roman" w:cs="Times New Roman" w:eastAsia="Times New Roman" w:hAnsi="Times New Roman"/>
+          <w:sz w:val="22"/>
+          <w:szCs w:val="22"/>
+        </w:rPr>
+        <w:t xml:space="preserve">Every classifier is tagged by where its training controls came from: </w:t>
+      </w:r>
+      <w:r>
+        <w:rPr>
+          <w:rFonts w:ascii="Consolas" w:cs="Consolas" w:eastAsia="Consolas" w:hAnsi="Consolas"/>
+          <w:sz w:val="20"/>
+          <w:szCs w:val="20"/>
+        </w:rPr>
+        <w:t xml:space="preserve">within_series</w:t>
+      </w:r>
+      <w:r>
+        <w:rPr>
+          <w:rFonts w:ascii="Times New Roman" w:cs="Times New Roman" w:eastAsia="Times New Roman" w:hAnsi="Times New Roman"/>
+          <w:sz w:val="22"/>
+          <w:szCs w:val="22"/>
+        </w:rPr>
+        <w:t xml:space="preserve"> when the study supplied its own, </w:t>
+      </w:r>
+      <w:r>
+        <w:rPr>
+          <w:rFonts w:ascii="Consolas" w:cs="Consolas" w:eastAsia="Consolas" w:hAnsi="Consolas"/>
+          <w:sz w:val="20"/>
+          <w:szCs w:val="20"/>
+        </w:rPr>
+        <w:t xml:space="preserve">cross_series</w:t>
+      </w:r>
+      <w:r>
+        <w:rPr>
+          <w:rFonts w:ascii="Times New Roman" w:cs="Times New Roman" w:eastAsia="Times New Roman" w:hAnsi="Times New Roman"/>
+          <w:sz w:val="22"/>
+          <w:szCs w:val="22"/>
+        </w:rPr>
+        <w:t xml:space="preserve"> when they were taken from another series. The matrix column </w:t>
+      </w:r>
+      <w:r>
+        <w:rPr>
+          <w:rFonts w:ascii="Consolas" w:cs="Consolas" w:eastAsia="Consolas" w:hAnsi="Consolas"/>
+          <w:sz w:val="20"/>
+          <w:szCs w:val="20"/>
+        </w:rPr>
+        <w:t xml:space="preserve">controls_source</w:t>
+      </w:r>
+      <w:r>
+        <w:rPr>
+          <w:rFonts w:ascii="Times New Roman" w:cs="Times New Roman" w:eastAsia="Times New Roman" w:hAnsi="Times New Roman"/>
+          <w:sz w:val="22"/>
+          <w:szCs w:val="22"/>
+        </w:rPr>
+        <w:t xml:space="preserve"> carries the tag, and Figure 3 outlines the cross-series rows.</w:t>
+      </w:r>
+    </w:p>
+    <w:p>
+      <w:pPr>
+        <w:spacing w:after="140" w:line="300"/>
+        <w:jc w:val="both"/>
+      </w:pPr>
+      <w:r>
+        <w:rPr>
+          <w:rFonts w:ascii="Times New Roman" w:cs="Times New Roman" w:eastAsia="Times New Roman" w:hAnsi="Times New Roman"/>
+          <w:sz w:val="22"/>
+          <w:szCs w:val="22"/>
+        </w:rPr>
+        <w:t xml:space="preserve">The result is one number. Across off-diagonal cells with at least 10 samples, that is, cases of some </w:t>
+      </w:r>
+      <w:r>
+        <w:rPr>
+          <w:rFonts w:ascii="Times New Roman" w:cs="Times New Roman" w:eastAsia="Times New Roman" w:hAnsi="Times New Roman"/>
+          <w:i/>
+          <w:iCs/>
+          <w:sz w:val="22"/>
+          <w:szCs w:val="22"/>
+        </w:rPr>
+        <w:t xml:space="preserve">other</w:t>
+      </w:r>
+      <w:r>
+        <w:rPr>
+          <w:rFonts w:ascii="Times New Roman" w:cs="Times New Roman" w:eastAsia="Times New Roman" w:hAnsi="Times New Roman"/>
+          <w:sz w:val="22"/>
+          <w:szCs w:val="22"/>
+        </w:rPr>
+        <w:t xml:space="preserve"> disorder, cross-series classifiers score a mean of 68.1% positive (18 cells from 2 classifiers). Within-series classifiers score a mean of 11.9% (72 cells from 8 classifiers). That is 5.7 times higher. The medians are 70.7% and 0.0%. On pooled controls the means are 72.2% and 11.9%.</w:t>
+      </w:r>
+    </w:p>
+    <w:p>
+      <w:pPr>
+        <w:spacing w:after="140" w:line="300"/>
+        <w:jc w:val="both"/>
+      </w:pPr>
+      <w:r>
+        <w:rPr>
+          <w:rFonts w:ascii="Times New Roman" w:cs="Times New Roman" w:eastAsia="Times New Roman" w:hAnsi="Times New Roman"/>
+          <w:sz w:val="22"/>
+          <w:szCs w:val="22"/>
+        </w:rPr>
+        <w:t xml:space="preserve">Per classifier, the off-diagonal means are 76.4% for Coffin-Siris and 59.7% for Nicolaides-Baraitser. The highest within-series value is 42.2% (Down syndrome), followed by CHARGE at 33.1%; the other six within-series classifiers are all below 7%.</w:t>
+      </w:r>
+    </w:p>
+    <w:p>
+      <w:pPr>
+        <w:spacing w:after="140" w:line="300"/>
+        <w:jc w:val="both"/>
+      </w:pPr>
+      <w:r>
+        <w:rPr>
+          <w:rFonts w:ascii="Times New Roman" w:cs="Times New Roman" w:eastAsia="Times New Roman" w:hAnsi="Times New Roman"/>
+          <w:sz w:val="22"/>
+          <w:szCs w:val="22"/>
+        </w:rPr>
+        <w:t xml:space="preserve">A classifier that calls two thirds of unrelated patients positive is not detecting its disorder. Both cross-series classifiers were derived from cases deposited by one laboratory and controls deposited by another, so the probes that separate cases from controls are largely the probes that separate the two laboratories. Any sample from a third series then falls on one side or the other for reasons unrelated to disease.</w:t>
+      </w:r>
+    </w:p>
+    <w:p>
+      <w:pPr>
+        <w:spacing w:after="140" w:line="300"/>
+        <w:jc w:val="both"/>
+      </w:pPr>
+      <w:r>
+        <w:rPr>
+          <w:rFonts w:ascii="Times New Roman" w:cs="Times New Roman" w:eastAsia="Times New Roman" w:hAnsi="Times New Roman"/>
+          <w:sz w:val="22"/>
+          <w:szCs w:val="22"/>
+        </w:rPr>
+        <w:t xml:space="preserve">Two cautions. There are only two cross-series classifiers and they share one set of controls, so this is one confound observed twice, not two independent observations. And within-series is not a guarantee: the Down classifier uses siblings from its own series and still has the highest within-series value.</w:t>
+      </w:r>
+    </w:p>
+    <w:p>
+      <w:pPr>
+        <w:pStyle w:val="Heading2"/>
+        <w:keepNext/>
+        <w:spacing w:after="120" w:before="220"/>
+      </w:pPr>
+      <w:r>
+        <w:rPr>
+          <w:rFonts w:ascii="Times New Roman" w:cs="Times New Roman" w:eastAsia="Times New Roman" w:hAnsi="Times New Roman"/>
+          <w:b/>
+          <w:bCs/>
+          <w:color w:val="000000"/>
+          <w:sz w:val="24"/>
+          <w:szCs w:val="24"/>
+        </w:rPr>
+        <w:t xml:space="preserve">5.6 Evidence bands and ceilings</w:t>
       </w:r>
     </w:p>
     <w:p>
@@ -8494,7 +8696,7 @@
           <w:sz w:val="24"/>
           <w:szCs w:val="24"/>
         </w:rPr>
-        <w:t xml:space="preserve">5.6 The identification engine</w:t>
+        <w:t xml:space="preserve">5.7 The identification engine</w:t>
       </w:r>
     </w:p>
     <w:p>
@@ -8778,7 +8980,7 @@
                 <w:sz w:val="19"/>
                 <w:szCs w:val="19"/>
               </w:rPr>
-              <w:t xml:space="preserve">AUC 1.00; excess over random z = 125.4; runner-up Claes-Jensen syndrome (z 31.4); mean absolute difference 0.294 (0.286-0.300)</w:t>
+              <w:t xml:space="preserve">AUC 1.00; excess over random z = 125.4; runner-up Claes-Jensen syndrome (z 31.4); mean absolute difference 0.294 (0.286-0.300); ceiling Strong (limited by cohort size; cohort ceiling Strong; conservative LR 36.6)</w:t>
             </w:r>
           </w:p>
         </w:tc>
@@ -9177,7 +9379,7 @@
                 <w:sz w:val="19"/>
                 <w:szCs w:val="19"/>
               </w:rPr>
-              <w:t xml:space="preserve">AUC 1.00; z = 26.3; runner-up Claes-Jensen syndrome (z 10.9); mean absolute difference 0.328 (0.281-0.372)</w:t>
+              <w:t xml:space="preserve">AUC 1.00; z = 26.3; runner-up Claes-Jensen syndrome (z 10.9); mean absolute difference 0.328 (0.281-0.372); ceiling Moderate (limited by signature size; cohort ceiling Strong; conservative LR 9.5)</w:t>
             </w:r>
           </w:p>
         </w:tc>
@@ -9209,7 +9411,7 @@
                 <w:sz w:val="19"/>
                 <w:szCs w:val="19"/>
               </w:rPr>
-              <w:t xml:space="preserve">identifies Sotos: met; wider effect CI than the 500-probe signature: met; low evidence ceiling: NOT met</w:t>
+              <w:t xml:space="preserve">identifies Sotos: met; wider effect CI than the 500-probe signature: met; evidence ceiling lower than the 500-probe signature's: met; evidence ceiling is Supporting or below: NOT met</w:t>
             </w:r>
           </w:p>
         </w:tc>
@@ -9380,15 +9582,15 @@
           <w:sz w:val="22"/>
           <w:szCs w:val="22"/>
         </w:rPr>
-        <w:t xml:space="preserve">Random probes reach an AUC of 1.00.</w:t>
-      </w:r>
-      <w:r>
-        <w:rPr>
-          <w:rFonts w:ascii="Times New Roman" w:cs="Times New Roman" w:eastAsia="Times New Roman" w:hAnsi="Times New Roman"/>
-          <w:sz w:val="22"/>
-          <w:szCs w:val="22"/>
-        </w:rPr>
-        <w:t xml:space="preserve"> The original design ranked cohorts by AUC and called a match above 0.70. Under that rule 500 random probes would have "identified" a disorder: they reach 1.00 in the Sotos and Williams cohorts and 0.70 or more in 7 cohorts. Disorders that shift methylation across the genome separate from their own study's controls on almost any probe set. We therefore added the random-probe comparison. With it, the random signature correctly returns no match, because its probes are no more different between cases and controls than any other random set.</w:t>
+        <w:t xml:space="preserve">Methodological finding: AUC alone is unsafe for identification in this corpus.</w:t>
+      </w:r>
+      <w:r>
+        <w:rPr>
+          <w:rFonts w:ascii="Times New Roman" w:cs="Times New Roman" w:eastAsia="Times New Roman" w:hAnsi="Times New Roman"/>
+          <w:sz w:val="22"/>
+          <w:szCs w:val="22"/>
+        </w:rPr>
+        <w:t xml:space="preserve"> The original design ranked cohorts by AUC and called a match above 0.70. Five hundred random probes achieve an AUC of 1.00 on Williams syndrome, and 0.70 or more on 7 of the 12 cohorts. Under the original rule a random probe list would have been reported as identifying a disorder. Disorders that shift methylation across the genome separate from their own study's controls on almost any probe set, so a high AUC shows that cases and controls differ, not that the submitted probes are the reason. The criterion that makes no_match work is the comparison with random probes: a submitted set must show a larger case-control difference than every one of 1,000 random sets of the same size, summarised as a z-score. The random signature fails that test in all 12 cohorts and correctly returns no match. We report the expectation "nothing above AUC 0.70" as not met, because it is not, and we regard the reason as a result: any identification or validation claim based on within-study AUC needs a random-probe control beside it.</w:t>
       </w:r>
     </w:p>
     <w:p>
@@ -9404,15 +9606,15 @@
           <w:sz w:val="22"/>
           <w:szCs w:val="22"/>
         </w:rPr>
-        <w:t xml:space="preserve">The ceiling does not depend on the signature.</w:t>
-      </w:r>
-      <w:r>
-        <w:rPr>
-          <w:rFonts w:ascii="Times New Roman" w:cs="Times New Roman" w:eastAsia="Times New Roman" w:hAnsi="Times New Roman"/>
-          <w:sz w:val="22"/>
-          <w:szCs w:val="22"/>
-        </w:rPr>
-        <w:t xml:space="preserve"> We expected a 20-probe signature to have a low evidence ceiling. The ceiling belongs to the matched cohort, so it is the same as for 500 probes. What does change is precision: the interval on the effect is several times wider for 20 probes.</w:t>
+        <w:t xml:space="preserve">The ceiling now depends on signature size.</w:t>
+      </w:r>
+      <w:r>
+        <w:rPr>
+          <w:rFonts w:ascii="Times New Roman" w:cs="Times New Roman" w:eastAsia="Times New Roman" w:hAnsi="Times New Roman"/>
+          <w:sz w:val="22"/>
+          <w:szCs w:val="22"/>
+        </w:rPr>
+        <w:t xml:space="preserve"> In the first version of the engine the ceiling was a property of the matched cohort alone, so 20 probes and 500 probes both received Strong. That was a defect. With the signature-size bound of Section 3.10, the 20-probe signature is capped at Moderate, limited by signature size, while the 500-probe signature remains at Strong, limited by cohort size. The stricter expectation, a ceiling of Supporting or below for 20 probes, is not met: twenty well-chosen probes still separate this cohort reliably.</w:t>
       </w:r>
     </w:p>
     <w:p>
@@ -9430,7 +9632,7 @@
           <w:sz w:val="24"/>
           <w:szCs w:val="24"/>
         </w:rPr>
-        <w:t xml:space="preserve">5.7 Label consistency</w:t>
+        <w:t xml:space="preserve">5.8 Label consistency</w:t>
       </w:r>
     </w:p>
     <w:p>
@@ -9508,7 +9710,7 @@
           <w:sz w:val="22"/>
           <w:szCs w:val="22"/>
         </w:rPr>
-        <w:t xml:space="preserve">On this corpus that test could be run once in six attempts, and it detected 5 of 18 cases. This does not show that the Silver-Russell signature is wrong. The disorder is molecularly heterogeneous, and the training set was restricted to one subtype. It does show that the public record cannot currently confirm transfer for any disorder we examined. For Kabuki syndrome the reason is statistical power: with 9 or 11 controls the test cannot reach significance for any probe after correction. For Nicolaides-Baraitser syndrome the reason is cohort size.</w:t>
+        <w:t xml:space="preserve">On this corpus that test could be run once in six attempts, for one disorder in one direction, and it detected 5 of 18 cases. Two of the three eligible disorders have no cross-study result of any kind. This does not show that the Silver-Russell signature is wrong. The disorder is molecularly heterogeneous, and the training set was restricted to one subtype. It does show that the public record cannot currently confirm transfer for any disorder we examined. For Kabuki syndrome the reason is statistical power: with 9 or 11 controls the test cannot reach significance for any probe after correction. For Nicolaides-Baraitser syndrome the reason is cohort size.</w:t>
       </w:r>
     </w:p>
     <w:p>
@@ -9582,7 +9784,7 @@
           <w:sz w:val="22"/>
           <w:szCs w:val="22"/>
         </w:rPr>
-        <w:t xml:space="preserve">Second, the Coffin-Siris classifier has perfect leave-one-out sensitivity, a "Moderate" band, and scores 85.8% of unrelated controls positive. Its within-study numbers look as good as those of a specific classifier. Only the cross-disorder matrix exposes it.</w:t>
+        <w:t xml:space="preserve">Second, the Coffin-Siris classifier, trained against out-of-series controls, has perfect leave-one-out sensitivity, a "Moderate" band, and scores 85.8% of unrelated controls positive. Its within-study numbers look as good as those of a specific classifier. Only the cross-disorder matrix exposes it.</w:t>
       </w:r>
     </w:p>
     <w:p>
@@ -9628,7 +9830,7 @@
           <w:sz w:val="24"/>
           <w:szCs w:val="24"/>
         </w:rPr>
-        <w:t xml:space="preserve">6.3 The circularity of benign labels for *NSD1*</w:t>
+        <w:t xml:space="preserve">6.3 The controls-source effect</w:t>
       </w:r>
     </w:p>
     <w:p>
@@ -9642,25 +9844,35 @@
           <w:sz w:val="22"/>
           <w:szCs w:val="22"/>
         </w:rPr>
-        <w:t xml:space="preserve">The 16 </w:t>
-      </w:r>
-      <w:r>
-        <w:rPr>
-          <w:rFonts w:ascii="Times New Roman" w:cs="Times New Roman" w:eastAsia="Times New Roman" w:hAnsi="Times New Roman"/>
-          <w:i/>
-          <w:iCs/>
-          <w:sz w:val="22"/>
-          <w:szCs w:val="22"/>
-        </w:rPr>
-        <w:t xml:space="preserve">NSD1</w:t>
-      </w:r>
-      <w:r>
-        <w:rPr>
-          <w:rFonts w:ascii="Times New Roman" w:cs="Times New Roman" w:eastAsia="Times New Roman" w:hAnsi="Times New Roman"/>
-          <w:sz w:val="22"/>
-          <w:szCs w:val="22"/>
-        </w:rPr>
-        <w:t xml:space="preserve"> missense variants split 9 positive and 7 negative, exactly as published. It is tempting to treat the 7 as benign controls. They were labelled benign-like by the classifier being evaluated. Using them to validate that classifier would be circular. Brnich et al. require validation controls whose classification is independent of the assay [9]. Public data do not provide such controls for this gene, so we do not use the split as validation, and we anchor evidence to a phenotype-specificity criterion rather than the functional criterion.</w:t>
+        <w:t xml:space="preserve">The second result in Section 6.2 deserves to be stated as a rule. A classifier trained against controls from another series learns the difference between two series. Its sensitivity on its own cases will look excellent, because its own cases all come from one of those series. Its evidence band will look respectable for the same reason. Nothing computed inside the training data can reveal the problem.</w:t>
+      </w:r>
+    </w:p>
+    <w:p>
+      <w:pPr>
+        <w:spacing w:after="140" w:line="300"/>
+        <w:jc w:val="both"/>
+      </w:pPr>
+      <w:r>
+        <w:rPr>
+          <w:rFonts w:ascii="Times New Roman" w:cs="Times New Roman" w:eastAsia="Times New Roman" w:hAnsi="Times New Roman"/>
+          <w:sz w:val="22"/>
+          <w:szCs w:val="22"/>
+        </w:rPr>
+        <w:t xml:space="preserve">What reveals it is scoring samples from a third series. Here the mean positive rate on other disorders' cases is 68.1% for cross-series classifiers and 11.9% for within-series ones. We built the cross-series classifiers knowingly, because one public study deposited no controls, and we report them as a negative control for the whole approach rather than as signatures of Coffin-Siris or Nicolaides-Baraitser syndrome.</w:t>
+      </w:r>
+    </w:p>
+    <w:p>
+      <w:pPr>
+        <w:spacing w:after="140" w:line="300"/>
+        <w:jc w:val="both"/>
+      </w:pPr>
+      <w:r>
+        <w:rPr>
+          <w:rFonts w:ascii="Times New Roman" w:cs="Times New Roman" w:eastAsia="Times New Roman" w:hAnsi="Times New Roman"/>
+          <w:sz w:val="22"/>
+          <w:szCs w:val="22"/>
+        </w:rPr>
+        <w:t xml:space="preserve">The practical consequence reaches beyond this corpus. Borrowing reference controls is common when a rare-disease cohort is small. A signature built that way should be assumed to carry a series component until it has been scored on unrelated samples from elsewhere, and the cross-disorder matrix is a cheap way to do that.</w:t>
       </w:r>
     </w:p>
     <w:p>
@@ -9678,7 +9890,7 @@
           <w:sz w:val="24"/>
           <w:szCs w:val="24"/>
         </w:rPr>
-        <w:t xml:space="preserve">6.4 What the identification engine lets a laboratory do</w:t>
+        <w:t xml:space="preserve">6.4 The circularity of benign labels for *NSD1*</w:t>
       </w:r>
     </w:p>
     <w:p>
@@ -9692,21 +9904,25 @@
           <w:sz w:val="22"/>
           <w:szCs w:val="22"/>
         </w:rPr>
-        <w:t xml:space="preserve">A laboratory that has derived a signature can now ask, without sharing patient data: which platforms carry these probes; does the signature pick out a public cohort; how does it behave on eleven other disorders and 273 controls; is it largely a known signature; and what is the strongest claim the matched public cohort could support. The answer arrives with the number of cohorts searched and the scope of the match stated, and with refusal when coverage is too low.</w:t>
-      </w:r>
-    </w:p>
-    <w:p>
-      <w:pPr>
-        <w:spacing w:after="140" w:line="300"/>
-        <w:jc w:val="both"/>
-      </w:pPr>
-      <w:r>
-        <w:rPr>
-          <w:rFonts w:ascii="Times New Roman" w:cs="Times New Roman" w:eastAsia="Times New Roman" w:hAnsi="Times New Roman"/>
-          <w:sz w:val="22"/>
-          <w:szCs w:val="22"/>
-        </w:rPr>
-        <w:t xml:space="preserve">The engine also showed us something we had not planned to find, which is that the obvious match rule is wrong. The control it needed, comparison with random probes, costs almost nothing and should be standard when a signature's separating power is reported.</w:t>
+        <w:t xml:space="preserve">The 16 </w:t>
+      </w:r>
+      <w:r>
+        <w:rPr>
+          <w:rFonts w:ascii="Times New Roman" w:cs="Times New Roman" w:eastAsia="Times New Roman" w:hAnsi="Times New Roman"/>
+          <w:i/>
+          <w:iCs/>
+          <w:sz w:val="22"/>
+          <w:szCs w:val="22"/>
+        </w:rPr>
+        <w:t xml:space="preserve">NSD1</w:t>
+      </w:r>
+      <w:r>
+        <w:rPr>
+          <w:rFonts w:ascii="Times New Roman" w:cs="Times New Roman" w:eastAsia="Times New Roman" w:hAnsi="Times New Roman"/>
+          <w:sz w:val="22"/>
+          <w:szCs w:val="22"/>
+        </w:rPr>
+        <w:t xml:space="preserve"> missense variants split 9 positive and 7 negative, exactly as published. It is tempting to treat the 7 as benign controls. They were labelled benign-like by the classifier being evaluated. Using them to validate that classifier would be circular. Brnich et al. require validation controls whose classification is independent of the assay [9]. Public data do not provide such controls for this gene, so we do not use the split as validation, and we anchor evidence to a phenotype-specificity criterion rather than the functional criterion.</w:t>
       </w:r>
     </w:p>
     <w:p>
@@ -9724,7 +9940,53 @@
           <w:sz w:val="24"/>
           <w:szCs w:val="24"/>
         </w:rPr>
-        <w:t xml:space="preserve">6.5 Threats to validity</w:t>
+        <w:t xml:space="preserve">6.5 What the identification engine lets a laboratory do</w:t>
+      </w:r>
+    </w:p>
+    <w:p>
+      <w:pPr>
+        <w:spacing w:after="140" w:line="300"/>
+        <w:jc w:val="both"/>
+      </w:pPr>
+      <w:r>
+        <w:rPr>
+          <w:rFonts w:ascii="Times New Roman" w:cs="Times New Roman" w:eastAsia="Times New Roman" w:hAnsi="Times New Roman"/>
+          <w:sz w:val="22"/>
+          <w:szCs w:val="22"/>
+        </w:rPr>
+        <w:t xml:space="preserve">A laboratory that has derived a signature can now ask, without sharing patient data: which platforms carry these probes; does the signature pick out a public cohort; how does it behave on eleven other disorders and 273 controls; is it largely a known signature; and what is the strongest claim the matched public cohort and the signature's own size could support. The answer arrives with the number of cohorts searched and the scope of the match stated, and with refusal when coverage is too low.</w:t>
+      </w:r>
+    </w:p>
+    <w:p>
+      <w:pPr>
+        <w:spacing w:after="140" w:line="300"/>
+        <w:jc w:val="both"/>
+      </w:pPr>
+      <w:r>
+        <w:rPr>
+          <w:rFonts w:ascii="Times New Roman" w:cs="Times New Roman" w:eastAsia="Times New Roman" w:hAnsi="Times New Roman"/>
+          <w:sz w:val="22"/>
+          <w:szCs w:val="22"/>
+        </w:rPr>
+        <w:t xml:space="preserve">The engine also showed us something we had not planned to find, which is that the obvious match rule is wrong. The control it needed, comparison with random probes, costs almost nothing and should be standard when a signature's separating power is reported.</w:t>
+      </w:r>
+    </w:p>
+    <w:p>
+      <w:pPr>
+        <w:pStyle w:val="Heading2"/>
+        <w:keepNext/>
+        <w:spacing w:after="120" w:before="220"/>
+      </w:pPr>
+      <w:r>
+        <w:rPr>
+          <w:rFonts w:ascii="Times New Roman" w:cs="Times New Roman" w:eastAsia="Times New Roman" w:hAnsi="Times New Roman"/>
+          <w:b/>
+          <w:bCs/>
+          <w:color w:val="000000"/>
+          <w:sz w:val="24"/>
+          <w:szCs w:val="24"/>
+        </w:rPr>
+        <w:t xml:space="preserve">6.6 Threats to validity</w:t>
       </w:r>
     </w:p>
     <w:p>
@@ -9986,7 +10248,7 @@
           <w:sz w:val="22"/>
           <w:szCs w:val="22"/>
         </w:rPr>
-        <w:t xml:space="preserve">The picture that emerges is that public data support far less than within-study figures suggest. One cross-study test in six could be run. The two disorders with a between-study evidence bound earn no evidence. A classifier can look excellent and be a batch detector.</w:t>
+        <w:t xml:space="preserve">The picture that emerges is that public data support far less than within-study figures suggest. One cross-study test in six could be run, and two of three eligible disorders were never tested across studies. The two disorders with a between-study evidence bound earn no evidence. A classifier trained against another series' controls can look excellent and be a series detector.</w:t>
       </w:r>
     </w:p>
     <w:p>

--- a/paper/EpiGrade_paper.docx
+++ b/paper/EpiGrade_paper.docx
@@ -493,7 +493,7 @@
           <w:sz w:val="22"/>
           <w:szCs w:val="22"/>
         </w:rPr>
-        <w:t xml:space="preserve"> that evaluates a user-supplied signature against all 12 cohorts, with a match rule that we changed after the originally specified rule failed on real data.</w:t>
+        <w:t xml:space="preserve"> that evaluates a user-supplied signature against all 12 cohorts, with a match rule that we changed after the originally specified rule failed on real data, and an optional plain-language summary whose every output is checked against the computed facts.</w:t>
       </w:r>
     </w:p>
     <w:p>
@@ -781,7 +781,7 @@
           <w:sz w:val="22"/>
           <w:szCs w:val="22"/>
         </w:rPr>
-        <w:t xml:space="preserve"> had earlier shown the diagnostic value of genome-wide methylation testing in genetically unsolved individuals [12], and </w:t>
+        <w:t xml:space="preserve"> showed the diagnostic value of genome-wide methylation testing in genetically unsolved individuals [12], and </w:t>
       </w:r>
       <w:r>
         <w:rPr>
@@ -799,7 +799,7 @@
           <w:sz w:val="22"/>
           <w:szCs w:val="22"/>
         </w:rPr>
-        <w:t xml:space="preserve"> reviewed episignatures as a tool for functional annotation of variants [2].</w:t>
+        <w:t xml:space="preserve"> reviewed episignatures as a tool for variant annotation [2].</w:t>
       </w:r>
     </w:p>
     <w:p>
@@ -7384,7 +7384,7 @@
           <w:sz w:val="22"/>
           <w:szCs w:val="22"/>
         </w:rPr>
-        <w:t xml:space="preserve">Two cautions. There are only two cross-series classifiers and they share one set of controls, so this is one confound observed twice, not two independent observations. And within-series is not a guarantee: the Down classifier uses siblings from its own series and still has the highest within-series value.</w:t>
+        <w:t xml:space="preserve">Two cautions. Both cross-series classifiers share one set of controls, so this is one confound observed twice. And within-series is no guarantee: the Down classifier, using siblings from its own series, has the highest within-series value.</w:t>
       </w:r>
     </w:p>
     <w:p>
@@ -9590,7 +9590,7 @@
           <w:sz w:val="22"/>
           <w:szCs w:val="22"/>
         </w:rPr>
-        <w:t xml:space="preserve"> The original design ranked cohorts by AUC and called a match above 0.70. Five hundred random probes achieve an AUC of 1.00 on Williams syndrome, and 0.70 or more on 7 of the 12 cohorts. Under the original rule a random probe list would have been reported as identifying a disorder. Disorders that shift methylation across the genome separate from their own study's controls on almost any probe set, so a high AUC shows that cases and controls differ, not that the submitted probes are the reason. The criterion that makes no_match work is the comparison with random probes: a submitted set must show a larger case-control difference than every one of 1,000 random sets of the same size, summarised as a z-score. The random signature fails that test in all 12 cohorts and correctly returns no match. We report the expectation "nothing above AUC 0.70" as not met, because it is not, and we regard the reason as a result: any identification or validation claim based on within-study AUC needs a random-probe control beside it.</w:t>
+        <w:t xml:space="preserve"> Five hundred random probes achieve an AUC of 1.00 on Williams syndrome, and 0.70 or more on 7 of the 12 cohorts, so the original rule (match above AUC 0.70) would have named a disorder for a random list. Disorders that shift methylation genome-wide separate from their own study's controls on almost any probes. What makes no_match work is the comparison with 1,000 random probe sets of the same size, summarised as a z-score: the random signature fails it in all 12 cohorts. We record "nothing above AUC 0.70" as not met, and treat the reason as a result: any claim based on within-study AUC needs a random-probe control beside it.</w:t>
       </w:r>
     </w:p>
     <w:p>
@@ -9614,7 +9614,7 @@
           <w:sz w:val="22"/>
           <w:szCs w:val="22"/>
         </w:rPr>
-        <w:t xml:space="preserve"> In the first version of the engine the ceiling was a property of the matched cohort alone, so 20 probes and 500 probes both received Strong. That was a defect. With the signature-size bound of Section 3.10, the 20-probe signature is capped at Moderate, limited by signature size, while the 500-probe signature remains at Strong, limited by cohort size. The stricter expectation, a ceiling of Supporting or below for 20 probes, is not met: twenty well-chosen probes still separate this cohort reliably.</w:t>
+        <w:t xml:space="preserve"> Earlier, 20 and 500 probes both received Strong, because the ceiling described only the cohort. With the bound of Section 3.10 the 20-probe signature is capped at Moderate (limited by signature size) and the 500-probe one stays Strong. The stricter expectation, Supporting or below, is not met.</w:t>
       </w:r>
     </w:p>
     <w:p>
@@ -9632,7 +9632,157 @@
           <w:sz w:val="24"/>
           <w:szCs w:val="24"/>
         </w:rPr>
-        <w:t xml:space="preserve">5.8 Label consistency</w:t>
+        <w:t xml:space="preserve">5.8 The plain-language layer</w:t>
+      </w:r>
+    </w:p>
+    <w:p>
+      <w:pPr>
+        <w:spacing w:after="140" w:line="300"/>
+        <w:jc w:val="both"/>
+      </w:pPr>
+      <w:r>
+        <w:rPr>
+          <w:rFonts w:ascii="Times New Roman" w:cs="Times New Roman" w:eastAsia="Times New Roman" w:hAnsi="Times New Roman"/>
+          <w:sz w:val="22"/>
+          <w:szCs w:val="22"/>
+        </w:rPr>
+        <w:t xml:space="preserve">The app can add a short plain-language summary to each result. A language model (openai/gpt-oss-120b, served by Groq) is used only as a formatter: it receives a fact sheet built deterministically from the result tables and must restate it. Each output is checked before it is shown. It is rejected if it contains a number that is not in the fact sheet (written in digits or in words), clinical or mechanistic language the facts did not supply, a disorder the facts do not name, a wrong data type or method name, an interpretive claim, or fewer than 2 or more than 8 sentences. A rejected output gets one retry with the reasons attached; a second rejection falls back to a fixed template. This pattern, constrained generation from a structured fact sheet, is not new. What we report is how often it failed.</w:t>
+      </w:r>
+    </w:p>
+    <w:p>
+      <w:pPr>
+        <w:spacing w:after="140" w:line="300"/>
+        <w:jc w:val="both"/>
+      </w:pPr>
+      <w:r>
+        <w:rPr>
+          <w:rFonts w:ascii="Times New Roman" w:cs="Times New Roman" w:eastAsia="Times New Roman" w:hAnsi="Times New Roman"/>
+          <w:b/>
+          <w:bCs/>
+          <w:sz w:val="22"/>
+          <w:szCs w:val="22"/>
+        </w:rPr>
+        <w:t xml:space="preserve">Rejections.</w:t>
+      </w:r>
+      <w:r>
+        <w:rPr>
+          <w:rFonts w:ascii="Times New Roman" w:cs="Times New Roman" w:eastAsia="Times New Roman" w:hAnsi="Times New Roman"/>
+          <w:sz w:val="22"/>
+          <w:szCs w:val="22"/>
+        </w:rPr>
+        <w:t xml:space="preserve"> Over 17 subjects (the five test signatures and the twelve disorders), 12 outputs passed first time, 4 passed after the retry and 1 fell back to the template. 6 model outputs were rejected in all, for: wrong method name (3), interpretive claim (2), wrong data type (1).</w:t>
+      </w:r>
+    </w:p>
+    <w:p>
+      <w:pPr>
+        <w:spacing w:after="140" w:line="300"/>
+        <w:jc w:val="both"/>
+      </w:pPr>
+      <w:r>
+        <w:rPr>
+          <w:rFonts w:ascii="Times New Roman" w:cs="Times New Roman" w:eastAsia="Times New Roman" w:hAnsi="Times New Roman"/>
+          <w:b/>
+          <w:bCs/>
+          <w:sz w:val="22"/>
+          <w:szCs w:val="22"/>
+        </w:rPr>
+        <w:t xml:space="preserve">Passing the check is not the same as being right.</w:t>
+      </w:r>
+      <w:r>
+        <w:rPr>
+          <w:rFonts w:ascii="Times New Roman" w:cs="Times New Roman" w:eastAsia="Times New Roman" w:hAnsi="Times New Roman"/>
+          <w:sz w:val="22"/>
+          <w:szCs w:val="22"/>
+        </w:rPr>
+        <w:t xml:space="preserve"> We read every accepted output. 7 of 16 contained an error of meaning that no automatic check caught: calling the submitted probes "samples", misreading the band name "No evidence" as an absence of a band (twice), describing a cohort-level band as "a moderate-scoring case", adding "not intended for broader clinical use" (twice), and attributing a refusal to an array platform. These 7 are blocked in the app, which shows the template instead. The review was carried out by an AI assistant, not a person, and is recorded with every output in </w:t>
+      </w:r>
+      <w:r>
+        <w:rPr>
+          <w:rFonts w:ascii="Consolas" w:cs="Consolas" w:eastAsia="Consolas" w:hAnsi="Consolas"/>
+          <w:sz w:val="20"/>
+          <w:szCs w:val="20"/>
+        </w:rPr>
+        <w:t xml:space="preserve">results/tables/explanation_review.tsv</w:t>
+      </w:r>
+      <w:r>
+        <w:rPr>
+          <w:rFonts w:ascii="Times New Roman" w:cs="Times New Roman" w:eastAsia="Times New Roman" w:hAnsi="Times New Roman"/>
+          <w:sz w:val="22"/>
+          <w:szCs w:val="22"/>
+        </w:rPr>
+        <w:t xml:space="preserve">.</w:t>
+      </w:r>
+    </w:p>
+    <w:p>
+      <w:pPr>
+        <w:spacing w:after="140" w:line="300"/>
+        <w:jc w:val="both"/>
+      </w:pPr>
+      <w:r>
+        <w:rPr>
+          <w:rFonts w:ascii="Times New Roman" w:cs="Times New Roman" w:eastAsia="Times New Roman" w:hAnsi="Times New Roman"/>
+          <w:b/>
+          <w:bCs/>
+          <w:sz w:val="22"/>
+          <w:szCs w:val="22"/>
+        </w:rPr>
+        <w:t xml:space="preserve">The checker had to be fixed as well.</w:t>
+      </w:r>
+      <w:r>
+        <w:rPr>
+          <w:rFonts w:ascii="Times New Roman" w:cs="Times New Roman" w:eastAsia="Times New Roman" w:hAnsi="Times New Roman"/>
+          <w:sz w:val="22"/>
+          <w:szCs w:val="22"/>
+        </w:rPr>
+        <w:t xml:space="preserve"> In the first run, most of the 6 rejections were validator errors: "450K" in a platform name and a thin-space thousands separator were read as invented numbers. A second run then passed 17 of 17, yet called a methylation signature "gene-expression" and renamed leave-one-study-out; those terms were added to the check. All three runs are kept in </w:t>
+      </w:r>
+      <w:r>
+        <w:rPr>
+          <w:rFonts w:ascii="Consolas" w:cs="Consolas" w:eastAsia="Consolas" w:hAnsi="Consolas"/>
+          <w:sz w:val="20"/>
+          <w:szCs w:val="20"/>
+        </w:rPr>
+        <w:t xml:space="preserve">results/tables/</w:t>
+      </w:r>
+      <w:r>
+        <w:rPr>
+          <w:rFonts w:ascii="Times New Roman" w:cs="Times New Roman" w:eastAsia="Times New Roman" w:hAnsi="Times New Roman"/>
+          <w:sz w:val="22"/>
+          <w:szCs w:val="22"/>
+        </w:rPr>
+        <w:t xml:space="preserve">.</w:t>
+      </w:r>
+    </w:p>
+    <w:p>
+      <w:pPr>
+        <w:spacing w:after="140" w:line="300"/>
+        <w:jc w:val="both"/>
+      </w:pPr>
+      <w:r>
+        <w:rPr>
+          <w:rFonts w:ascii="Times New Roman" w:cs="Times New Roman" w:eastAsia="Times New Roman" w:hAnsi="Times New Roman"/>
+          <w:sz w:val="22"/>
+          <w:szCs w:val="22"/>
+        </w:rPr>
+        <w:t xml:space="preserve">The model cannot change a band, score or verdict, and the app works without it.</w:t>
+      </w:r>
+    </w:p>
+    <w:p>
+      <w:pPr>
+        <w:pStyle w:val="Heading2"/>
+        <w:keepNext/>
+        <w:spacing w:after="120" w:before="220"/>
+      </w:pPr>
+      <w:r>
+        <w:rPr>
+          <w:rFonts w:ascii="Times New Roman" w:cs="Times New Roman" w:eastAsia="Times New Roman" w:hAnsi="Times New Roman"/>
+          <w:b/>
+          <w:bCs/>
+          <w:color w:val="000000"/>
+          <w:sz w:val="24"/>
+          <w:szCs w:val="24"/>
+        </w:rPr>
+        <w:t xml:space="preserve">5.9 Label consistency</w:t>
       </w:r>
     </w:p>
     <w:p>
@@ -9803,20 +9953,6 @@
     </w:p>
     <w:p>
       <w:pPr>
-        <w:spacing w:after="140" w:line="300"/>
-        <w:jc w:val="both"/>
-      </w:pPr>
-      <w:r>
-        <w:rPr>
-          <w:rFonts w:ascii="Times New Roman" w:cs="Times New Roman" w:eastAsia="Times New Roman" w:hAnsi="Times New Roman"/>
-          <w:sz w:val="22"/>
-          <w:szCs w:val="22"/>
-        </w:rPr>
-        <w:t xml:space="preserve">A perfect simulated classifier earns "Strong" at every real cohort size, including 6 cases. Small cohorts can produce confident-looking within-study evidence, which is why the scope label travels with every band we report.</w:t>
-      </w:r>
-    </w:p>
-    <w:p>
-      <w:pPr>
         <w:pStyle w:val="Heading2"/>
         <w:keepNext/>
         <w:spacing w:after="120" w:before="220"/>
@@ -9844,7 +9980,7 @@
           <w:sz w:val="22"/>
           <w:szCs w:val="22"/>
         </w:rPr>
-        <w:t xml:space="preserve">The second result in Section 6.2 deserves to be stated as a rule. A classifier trained against controls from another series learns the difference between two series. Its sensitivity on its own cases will look excellent, because its own cases all come from one of those series. Its evidence band will look respectable for the same reason. Nothing computed inside the training data can reveal the problem.</w:t>
+        <w:t xml:space="preserve">A classifier trained against controls from another series learns the difference between two series. Its own cases all come from one of them, so its sensitivity and its evidence band look good, and nothing inside the training data reveals the problem.</w:t>
       </w:r>
     </w:p>
     <w:p>
@@ -9858,7 +9994,7 @@
           <w:sz w:val="22"/>
           <w:szCs w:val="22"/>
         </w:rPr>
-        <w:t xml:space="preserve">What reveals it is scoring samples from a third series. Here the mean positive rate on other disorders' cases is 68.1% for cross-series classifiers and 11.9% for within-series ones. We built the cross-series classifiers knowingly, because one public study deposited no controls, and we report them as a negative control for the whole approach rather than as signatures of Coffin-Siris or Nicolaides-Baraitser syndrome.</w:t>
+        <w:t xml:space="preserve">Scoring samples from a third series does: 68.1% of other disorders' cases score positive under cross-series classifiers, against 11.9% under within-series ones. We built the cross-series classifiers knowingly, because one public study deposited no controls, and report them as a negative control, not as signatures of those disorders.</w:t>
       </w:r>
     </w:p>
     <w:p>
@@ -9872,7 +10008,7 @@
           <w:sz w:val="22"/>
           <w:szCs w:val="22"/>
         </w:rPr>
-        <w:t xml:space="preserve">The practical consequence reaches beyond this corpus. Borrowing reference controls is common when a rare-disease cohort is small. A signature built that way should be assumed to carry a series component until it has been scored on unrelated samples from elsewhere, and the cross-disorder matrix is a cheap way to do that.</w:t>
+        <w:t xml:space="preserve">Borrowing reference controls is common when a rare-disease cohort is small. A signature built that way should be assumed to carry a series component until it has been scored on unrelated samples from elsewhere.</w:t>
       </w:r>
     </w:p>
     <w:p>
@@ -9959,20 +10095,6 @@
     </w:p>
     <w:p>
       <w:pPr>
-        <w:spacing w:after="140" w:line="300"/>
-        <w:jc w:val="both"/>
-      </w:pPr>
-      <w:r>
-        <w:rPr>
-          <w:rFonts w:ascii="Times New Roman" w:cs="Times New Roman" w:eastAsia="Times New Roman" w:hAnsi="Times New Roman"/>
-          <w:sz w:val="22"/>
-          <w:szCs w:val="22"/>
-        </w:rPr>
-        <w:t xml:space="preserve">The engine also showed us something we had not planned to find, which is that the obvious match rule is wrong. The control it needed, comparison with random probes, costs almost nothing and should be standard when a signature's separating power is reported.</w:t>
-      </w:r>
-    </w:p>
-    <w:p>
-      <w:pPr>
         <w:pStyle w:val="Heading2"/>
         <w:keepNext/>
         <w:spacing w:after="120" w:before="220"/>
@@ -10179,6 +10301,30 @@
           <w:szCs w:val="22"/>
         </w:rPr>
         <w:t xml:space="preserve"> The label check is AI-versus-AI. No human has curated the sample.</w:t>
+      </w:r>
+    </w:p>
+    <w:p>
+      <w:pPr>
+        <w:spacing w:after="140" w:line="300"/>
+        <w:jc w:val="both"/>
+      </w:pPr>
+      <w:r>
+        <w:rPr>
+          <w:rFonts w:ascii="Times New Roman" w:cs="Times New Roman" w:eastAsia="Times New Roman" w:hAnsi="Times New Roman"/>
+          <w:b/>
+          <w:bCs/>
+          <w:sz w:val="22"/>
+          <w:szCs w:val="22"/>
+        </w:rPr>
+        <w:t xml:space="preserve">Plain-language summaries.</w:t>
+      </w:r>
+      <w:r>
+        <w:rPr>
+          <w:rFonts w:ascii="Times New Roman" w:cs="Times New Roman" w:eastAsia="Times New Roman" w:hAnsi="Times New Roman"/>
+          <w:sz w:val="22"/>
+          <w:szCs w:val="22"/>
+        </w:rPr>
+        <w:t xml:space="preserve"> The validator catches invented numbers and listed terms, not errors of meaning: 7 of 16 outputs it accepted were wrong on review, and that review was itself done by an AI assistant.</w:t>
       </w:r>
     </w:p>
     <w:p>
